--- a/tracked_scripts/u1/m12/exitcheck/Module 12 - Teacher Reviewed Script (comparison reference).docx
+++ b/tracked_scripts/u1/m12/exitcheck/Module 12 - Teacher Reviewed Script (comparison reference).docx
@@ -139,6 +139,27 @@
     </w:p>
     <w:p>
       <w:pPr>
+        <w:spacing w:before="120" w:after="40"/>
+      </w:pPr>
+      <w:r>
+        <w:rPr>
+          <w:rFonts w:ascii="Calibri" w:hAnsi="Calibri"/>
+          <w:b/>
+          <w:i w:val="0"/>
+        </w:rPr>
+        <w:t xml:space="preserve">Building From: </w:t>
+      </w:r>
+      <w:r>
+        <w:rPr>
+          <w:rFonts w:ascii="Calibri" w:hAnsi="Calibri"/>
+          <w:b w:val="0"/>
+          <w:i w:val="0"/>
+        </w:rPr>
+        <w:t>Students can identify rows and columns in any dot array, write a multiplication expression from a row description AND from a column description, recognize that both descriptions are valid for the same array, compute products from array-based expressions, and specify arrays using word-based description. M11's Synthesis deliberately surfaced the observation that both expressions give the same product ("Interesting, right? Same product. That's something worth remembering.") and its closure teased M12: "You noticed something in those two products. Next time, we'll figure out WHY that happens — and whether it's always true." The 4×3 array briefly rotated 90° as a visual tease with no narration.</w:t>
+      </w:r>
+    </w:p>
+    <w:p>
+      <w:pPr>
         <w:spacing w:before="160" w:after="0"/>
       </w:pPr>
     </w:p>
@@ -253,7 +274,7 @@
           <w:b/>
           <w:i w:val="0"/>
         </w:rPr>
-        <w:t xml:space="preserve">• Options:  </w:t>
+        <w:t xml:space="preserve">• Answer option (optional):  </w:t>
       </w:r>
       <w:r>
         <w:rPr>
@@ -263,7 +284,7 @@
           <w:color w:val="6E6E6E"/>
           <w:sz w:val="19"/>
         </w:rPr>
-        <w:t>The available answer choices</w:t>
+        <w:t>The available answer choice, nested under Prompt</w:t>
       </w:r>
     </w:p>
     <w:p>
@@ -404,9 +425,7 @@
         <w:rPr>
           <w:rFonts w:ascii="Calibri" w:hAnsi="Calibri"/>
           <w:b/>
-          <w:i/>
-          <w:color w:val="6E6E6E"/>
-          <w:sz w:val="19"/>
+          <w:i w:val="0"/>
         </w:rPr>
         <w:t xml:space="preserve">Visual: </w:t>
       </w:r>
@@ -414,9 +433,7 @@
         <w:rPr>
           <w:rFonts w:ascii="Calibri" w:hAnsi="Calibri"/>
           <w:b w:val="0"/>
-          <w:i/>
-          <w:color w:val="6E6E6E"/>
-          <w:sz w:val="19"/>
+          <w:i w:val="0"/>
         </w:rPr>
         <w:t>6×7 dot array appears with row emphasis — 6 horizontal bands highlighted.</w:t>
       </w:r>
@@ -430,9 +447,7 @@
         <w:rPr>
           <w:rFonts w:ascii="Calibri" w:hAnsi="Calibri"/>
           <w:b/>
-          <w:i/>
-          <w:color w:val="6E6E6E"/>
-          <w:sz w:val="19"/>
+          <w:i w:val="0"/>
         </w:rPr>
         <w:t xml:space="preserve">Visual: </w:t>
       </w:r>
@@ -440,9 +455,7 @@
         <w:rPr>
           <w:rFonts w:ascii="Calibri" w:hAnsi="Calibri"/>
           <w:b w:val="0"/>
-          <w:i/>
-          <w:color w:val="6E6E6E"/>
-          <w:sz w:val="19"/>
+          <w:i w:val="0"/>
         </w:rPr>
         <w:t>Equation builder appears in equation mode: three blank slots with multiplication and equals signs. Tiles available: 5, 6, 7, 8, 40, 42, 46, 48.</w:t>
       </w:r>
@@ -515,7 +528,21 @@
     </w:p>
     <w:p>
       <w:pPr>
-        <w:spacing w:before="60" w:after="20"/>
+        <w:spacing w:before="80" w:after="40"/>
+        <w:ind w:left="0"/>
+      </w:pPr>
+      <w:r>
+        <w:rPr>
+          <w:rFonts w:ascii="Calibri" w:hAnsi="Calibri"/>
+          <w:b/>
+          <w:i w:val="0"/>
+        </w:rPr>
+        <w:t>Based on student response:</w:t>
+      </w:r>
+    </w:p>
+    <w:p>
+      <w:pPr>
+        <w:spacing w:before="40" w:after="20"/>
         <w:ind w:left="0"/>
       </w:pPr>
       <w:r>
@@ -560,8 +587,8 @@
     </w:p>
     <w:p>
       <w:pPr>
-        <w:spacing w:before="60" w:after="20"/>
-        <w:ind w:left="432"/>
+        <w:spacing w:before="40" w:after="20"/>
+        <w:ind w:left="0"/>
       </w:pPr>
       <w:r>
         <w:rPr>
@@ -584,7 +611,7 @@
     <w:p>
       <w:pPr>
         <w:spacing w:before="20" w:after="20"/>
-        <w:ind w:left="720"/>
+        <w:ind w:left="0"/>
       </w:pPr>
       <w:r>
         <w:rPr>
@@ -605,8 +632,8 @@
     </w:p>
     <w:p>
       <w:pPr>
-        <w:spacing w:before="60" w:after="20"/>
-        <w:ind w:left="432"/>
+        <w:spacing w:before="40" w:after="20"/>
+        <w:ind w:left="0"/>
       </w:pPr>
       <w:r>
         <w:rPr>
@@ -629,15 +656,13 @@
     <w:p>
       <w:pPr>
         <w:spacing w:before="20" w:after="20"/>
-        <w:ind w:left="720"/>
+        <w:ind w:left="0"/>
       </w:pPr>
       <w:r>
         <w:rPr>
           <w:rFonts w:ascii="Calibri" w:hAnsi="Calibri"/>
           <w:b/>
-          <w:i/>
-          <w:color w:val="6E6E6E"/>
-          <w:sz w:val="19"/>
+          <w:i w:val="0"/>
         </w:rPr>
         <w:t xml:space="preserve">Visual: </w:t>
       </w:r>
@@ -645,9 +670,7 @@
         <w:rPr>
           <w:rFonts w:ascii="Calibri" w:hAnsi="Calibri"/>
           <w:b w:val="0"/>
-          <w:i/>
-          <w:color w:val="6E6E6E"/>
-          <w:sz w:val="19"/>
+          <w:i w:val="0"/>
         </w:rPr>
         <w:t>One row pulses to show what counts as a row.</w:t>
       </w:r>
@@ -655,7 +678,7 @@
     <w:p>
       <w:pPr>
         <w:spacing w:before="20" w:after="20"/>
-        <w:ind w:left="720"/>
+        <w:ind w:left="0"/>
       </w:pPr>
       <w:r>
         <w:rPr>
@@ -676,8 +699,8 @@
     </w:p>
     <w:p>
       <w:pPr>
-        <w:spacing w:before="60" w:after="20"/>
-        <w:ind w:left="432"/>
+        <w:spacing w:before="40" w:after="20"/>
+        <w:ind w:left="0"/>
       </w:pPr>
       <w:r>
         <w:rPr>
@@ -700,15 +723,13 @@
     <w:p>
       <w:pPr>
         <w:spacing w:before="20" w:after="20"/>
-        <w:ind w:left="720"/>
+        <w:ind w:left="0"/>
       </w:pPr>
       <w:r>
         <w:rPr>
           <w:rFonts w:ascii="Calibri" w:hAnsi="Calibri"/>
           <w:b/>
-          <w:i/>
-          <w:color w:val="6E6E6E"/>
-          <w:sz w:val="19"/>
+          <w:i w:val="0"/>
         </w:rPr>
         <w:t xml:space="preserve">Visual: </w:t>
       </w:r>
@@ -716,9 +737,7 @@
         <w:rPr>
           <w:rFonts w:ascii="Calibri" w:hAnsi="Calibri"/>
           <w:b w:val="0"/>
-          <w:i/>
-          <w:color w:val="6E6E6E"/>
-          <w:sz w:val="19"/>
+          <w:i w:val="0"/>
         </w:rPr>
         <w:t>System places tiles 6, 7, and 42 into slots.</w:t>
       </w:r>
@@ -726,7 +745,7 @@
     <w:p>
       <w:pPr>
         <w:spacing w:before="20" w:after="20"/>
-        <w:ind w:left="720"/>
+        <w:ind w:left="0"/>
       </w:pPr>
       <w:r>
         <w:rPr>
@@ -754,9 +773,7 @@
         <w:rPr>
           <w:rFonts w:ascii="Calibri" w:hAnsi="Calibri"/>
           <w:b/>
-          <w:i/>
-          <w:color w:val="6E6E6E"/>
-          <w:sz w:val="19"/>
+          <w:i w:val="0"/>
         </w:rPr>
         <w:t xml:space="preserve">Visual: </w:t>
       </w:r>
@@ -764,9 +781,7 @@
         <w:rPr>
           <w:rFonts w:ascii="Calibri" w:hAnsi="Calibri"/>
           <w:b w:val="0"/>
-          <w:i/>
-          <w:color w:val="6E6E6E"/>
-          <w:sz w:val="19"/>
+          <w:i w:val="0"/>
         </w:rPr>
         <w:t>Row emphasis clears. Column emphasis applies — 7 vertical bands highlighted.</w:t>
       </w:r>
@@ -780,9 +795,7 @@
         <w:rPr>
           <w:rFonts w:ascii="Calibri" w:hAnsi="Calibri"/>
           <w:b/>
-          <w:i/>
-          <w:color w:val="6E6E6E"/>
-          <w:sz w:val="19"/>
+          <w:i w:val="0"/>
         </w:rPr>
         <w:t xml:space="preserve">Visual: </w:t>
       </w:r>
@@ -790,9 +803,7 @@
         <w:rPr>
           <w:rFonts w:ascii="Calibri" w:hAnsi="Calibri"/>
           <w:b w:val="0"/>
-          <w:i/>
-          <w:color w:val="6E6E6E"/>
-          <w:sz w:val="19"/>
+          <w:i w:val="0"/>
         </w:rPr>
         <w:t>Equation builder slots clear, ready for new input.</w:t>
       </w:r>
@@ -865,7 +876,21 @@
     </w:p>
     <w:p>
       <w:pPr>
-        <w:spacing w:before="60" w:after="20"/>
+        <w:spacing w:before="80" w:after="40"/>
+        <w:ind w:left="0"/>
+      </w:pPr>
+      <w:r>
+        <w:rPr>
+          <w:rFonts w:ascii="Calibri" w:hAnsi="Calibri"/>
+          <w:b/>
+          <w:i w:val="0"/>
+        </w:rPr>
+        <w:t>Based on student response:</w:t>
+      </w:r>
+    </w:p>
+    <w:p>
+      <w:pPr>
+        <w:spacing w:before="40" w:after="20"/>
         <w:ind w:left="0"/>
       </w:pPr>
       <w:r>
@@ -910,8 +935,8 @@
     </w:p>
     <w:p>
       <w:pPr>
-        <w:spacing w:before="60" w:after="20"/>
-        <w:ind w:left="432"/>
+        <w:spacing w:before="40" w:after="20"/>
+        <w:ind w:left="0"/>
       </w:pPr>
       <w:r>
         <w:rPr>
@@ -934,7 +959,7 @@
     <w:p>
       <w:pPr>
         <w:spacing w:before="20" w:after="20"/>
-        <w:ind w:left="720"/>
+        <w:ind w:left="0"/>
       </w:pPr>
       <w:r>
         <w:rPr>
@@ -955,8 +980,8 @@
     </w:p>
     <w:p>
       <w:pPr>
-        <w:spacing w:before="60" w:after="20"/>
-        <w:ind w:left="432"/>
+        <w:spacing w:before="40" w:after="20"/>
+        <w:ind w:left="0"/>
       </w:pPr>
       <w:r>
         <w:rPr>
@@ -979,15 +1004,13 @@
     <w:p>
       <w:pPr>
         <w:spacing w:before="20" w:after="20"/>
-        <w:ind w:left="720"/>
+        <w:ind w:left="0"/>
       </w:pPr>
       <w:r>
         <w:rPr>
           <w:rFonts w:ascii="Calibri" w:hAnsi="Calibri"/>
           <w:b/>
-          <w:i/>
-          <w:color w:val="6E6E6E"/>
-          <w:sz w:val="19"/>
+          <w:i w:val="0"/>
         </w:rPr>
         <w:t xml:space="preserve">Visual: </w:t>
       </w:r>
@@ -995,9 +1018,7 @@
         <w:rPr>
           <w:rFonts w:ascii="Calibri" w:hAnsi="Calibri"/>
           <w:b w:val="0"/>
-          <w:i/>
-          <w:color w:val="6E6E6E"/>
-          <w:sz w:val="19"/>
+          <w:i w:val="0"/>
         </w:rPr>
         <w:t>One column pulses to show what counts as a column.</w:t>
       </w:r>
@@ -1005,7 +1026,7 @@
     <w:p>
       <w:pPr>
         <w:spacing w:before="20" w:after="20"/>
-        <w:ind w:left="720"/>
+        <w:ind w:left="0"/>
       </w:pPr>
       <w:r>
         <w:rPr>
@@ -1026,8 +1047,8 @@
     </w:p>
     <w:p>
       <w:pPr>
-        <w:spacing w:before="60" w:after="20"/>
-        <w:ind w:left="432"/>
+        <w:spacing w:before="40" w:after="20"/>
+        <w:ind w:left="0"/>
       </w:pPr>
       <w:r>
         <w:rPr>
@@ -1050,15 +1071,13 @@
     <w:p>
       <w:pPr>
         <w:spacing w:before="20" w:after="20"/>
-        <w:ind w:left="720"/>
+        <w:ind w:left="0"/>
       </w:pPr>
       <w:r>
         <w:rPr>
           <w:rFonts w:ascii="Calibri" w:hAnsi="Calibri"/>
           <w:b/>
-          <w:i/>
-          <w:color w:val="6E6E6E"/>
-          <w:sz w:val="19"/>
+          <w:i w:val="0"/>
         </w:rPr>
         <w:t xml:space="preserve">Visual: </w:t>
       </w:r>
@@ -1066,9 +1085,7 @@
         <w:rPr>
           <w:rFonts w:ascii="Calibri" w:hAnsi="Calibri"/>
           <w:b w:val="0"/>
-          <w:i/>
-          <w:color w:val="6E6E6E"/>
-          <w:sz w:val="19"/>
+          <w:i w:val="0"/>
         </w:rPr>
         <w:t>System places tiles 7, 6, and 42 into slots.</w:t>
       </w:r>
@@ -1076,7 +1093,7 @@
     <w:p>
       <w:pPr>
         <w:spacing w:before="20" w:after="20"/>
-        <w:ind w:left="720"/>
+        <w:ind w:left="0"/>
       </w:pPr>
       <w:r>
         <w:rPr>
@@ -1113,9 +1130,7 @@
         <w:rPr>
           <w:rFonts w:ascii="Calibri" w:hAnsi="Calibri"/>
           <w:b/>
-          <w:i/>
-          <w:color w:val="6E6E6E"/>
-          <w:sz w:val="19"/>
+          <w:i w:val="0"/>
         </w:rPr>
         <w:t xml:space="preserve">Visual: </w:t>
       </w:r>
@@ -1123,9 +1138,7 @@
         <w:rPr>
           <w:rFonts w:ascii="Calibri" w:hAnsi="Calibri"/>
           <w:b w:val="0"/>
-          <w:i/>
-          <w:color w:val="6E6E6E"/>
-          <w:sz w:val="19"/>
+          <w:i w:val="0"/>
         </w:rPr>
         <w:t>2×8 dot array appears on screen.</w:t>
       </w:r>
@@ -1139,9 +1152,7 @@
         <w:rPr>
           <w:rFonts w:ascii="Calibri" w:hAnsi="Calibri"/>
           <w:b/>
-          <w:i/>
-          <w:color w:val="6E6E6E"/>
-          <w:sz w:val="19"/>
+          <w:i w:val="0"/>
         </w:rPr>
         <w:t xml:space="preserve">Visual: </w:t>
       </w:r>
@@ -1149,9 +1160,7 @@
         <w:rPr>
           <w:rFonts w:ascii="Calibri" w:hAnsi="Calibri"/>
           <w:b w:val="0"/>
-          <w:i/>
-          <w:color w:val="6E6E6E"/>
-          <w:sz w:val="19"/>
+          <w:i w:val="0"/>
         </w:rPr>
         <w:t>System highlights rows sequentially.</w:t>
       </w:r>
@@ -1280,7 +1289,21 @@
     </w:p>
     <w:p>
       <w:pPr>
-        <w:spacing w:before="60" w:after="20"/>
+        <w:spacing w:before="80" w:after="40"/>
+        <w:ind w:left="0"/>
+      </w:pPr>
+      <w:r>
+        <w:rPr>
+          <w:rFonts w:ascii="Calibri" w:hAnsi="Calibri"/>
+          <w:b/>
+          <w:i w:val="0"/>
+        </w:rPr>
+        <w:t>Based on student response:</w:t>
+      </w:r>
+    </w:p>
+    <w:p>
+      <w:pPr>
+        <w:spacing w:before="40" w:after="20"/>
         <w:ind w:left="0"/>
       </w:pPr>
       <w:r>
@@ -1325,8 +1348,8 @@
     </w:p>
     <w:p>
       <w:pPr>
-        <w:spacing w:before="60" w:after="20"/>
-        <w:ind w:left="432"/>
+        <w:spacing w:before="40" w:after="20"/>
+        <w:ind w:left="0"/>
       </w:pPr>
       <w:r>
         <w:rPr>
@@ -1349,15 +1372,13 @@
     <w:p>
       <w:pPr>
         <w:spacing w:before="20" w:after="20"/>
-        <w:ind w:left="720"/>
+        <w:ind w:left="0"/>
       </w:pPr>
       <w:r>
         <w:rPr>
           <w:rFonts w:ascii="Calibri" w:hAnsi="Calibri"/>
           <w:b/>
-          <w:i/>
-          <w:color w:val="6E6E6E"/>
-          <w:sz w:val="19"/>
+          <w:i w:val="0"/>
         </w:rPr>
         <w:t xml:space="preserve">Visual: </w:t>
       </w:r>
@@ -1365,9 +1386,7 @@
         <w:rPr>
           <w:rFonts w:ascii="Calibri" w:hAnsi="Calibri"/>
           <w:b w:val="0"/>
-          <w:i/>
-          <w:color w:val="6E6E6E"/>
-          <w:sz w:val="19"/>
+          <w:i w:val="0"/>
         </w:rPr>
         <w:t>Array highlights to show current orientation: 2 rows of 8.</w:t>
       </w:r>
@@ -1375,7 +1394,7 @@
     <w:p>
       <w:pPr>
         <w:spacing w:before="20" w:after="20"/>
-        <w:ind w:left="720"/>
+        <w:ind w:left="0"/>
       </w:pPr>
       <w:r>
         <w:rPr>
@@ -1396,8 +1415,8 @@
     </w:p>
     <w:p>
       <w:pPr>
-        <w:spacing w:before="60" w:after="20"/>
-        <w:ind w:left="432"/>
+        <w:spacing w:before="40" w:after="20"/>
+        <w:ind w:left="0"/>
       </w:pPr>
       <w:r>
         <w:rPr>
@@ -1420,15 +1439,13 @@
     <w:p>
       <w:pPr>
         <w:spacing w:before="20" w:after="20"/>
-        <w:ind w:left="720"/>
+        <w:ind w:left="0"/>
       </w:pPr>
       <w:r>
         <w:rPr>
           <w:rFonts w:ascii="Calibri" w:hAnsi="Calibri"/>
           <w:b/>
-          <w:i/>
-          <w:color w:val="6E6E6E"/>
-          <w:sz w:val="19"/>
+          <w:i w:val="0"/>
         </w:rPr>
         <w:t xml:space="preserve">Visual: </w:t>
       </w:r>
@@ -1436,9 +1453,7 @@
         <w:rPr>
           <w:rFonts w:ascii="Calibri" w:hAnsi="Calibri"/>
           <w:b w:val="0"/>
-          <w:i/>
-          <w:color w:val="6E6E6E"/>
-          <w:sz w:val="19"/>
+          <w:i w:val="0"/>
         </w:rPr>
         <w:t>Array highlights to emphasize row structure.</w:t>
       </w:r>
@@ -1446,7 +1461,7 @@
     <w:p>
       <w:pPr>
         <w:spacing w:before="20" w:after="20"/>
-        <w:ind w:left="720"/>
+        <w:ind w:left="0"/>
       </w:pPr>
       <w:r>
         <w:rPr>
@@ -1467,8 +1482,8 @@
     </w:p>
     <w:p>
       <w:pPr>
-        <w:spacing w:before="60" w:after="20"/>
-        <w:ind w:left="432"/>
+        <w:spacing w:before="40" w:after="20"/>
+        <w:ind w:left="0"/>
       </w:pPr>
       <w:r>
         <w:rPr>
@@ -1491,15 +1506,13 @@
     <w:p>
       <w:pPr>
         <w:spacing w:before="20" w:after="20"/>
-        <w:ind w:left="720"/>
+        <w:ind w:left="0"/>
       </w:pPr>
       <w:r>
         <w:rPr>
           <w:rFonts w:ascii="Calibri" w:hAnsi="Calibri"/>
           <w:b/>
-          <w:i/>
-          <w:color w:val="6E6E6E"/>
-          <w:sz w:val="19"/>
+          <w:i w:val="0"/>
         </w:rPr>
         <w:t xml:space="preserve">Visual: </w:t>
       </w:r>
@@ -1507,9 +1520,7 @@
         <w:rPr>
           <w:rFonts w:ascii="Calibri" w:hAnsi="Calibri"/>
           <w:b w:val="0"/>
-          <w:i/>
-          <w:color w:val="6E6E6E"/>
-          <w:sz w:val="19"/>
+          <w:i w:val="0"/>
         </w:rPr>
         <w:t>Array highlights rows to show multiplication structure.</w:t>
       </w:r>
@@ -1517,7 +1528,7 @@
     <w:p>
       <w:pPr>
         <w:spacing w:before="20" w:after="20"/>
-        <w:ind w:left="720"/>
+        <w:ind w:left="0"/>
       </w:pPr>
       <w:r>
         <w:rPr>
@@ -1538,8 +1549,8 @@
     </w:p>
     <w:p>
       <w:pPr>
-        <w:spacing w:before="60" w:after="20"/>
-        <w:ind w:left="432"/>
+        <w:spacing w:before="40" w:after="20"/>
+        <w:ind w:left="0"/>
       </w:pPr>
       <w:r>
         <w:rPr>
@@ -1562,15 +1573,13 @@
     <w:p>
       <w:pPr>
         <w:spacing w:before="20" w:after="20"/>
-        <w:ind w:left="720"/>
+        <w:ind w:left="0"/>
       </w:pPr>
       <w:r>
         <w:rPr>
           <w:rFonts w:ascii="Calibri" w:hAnsi="Calibri"/>
           <w:b/>
-          <w:i/>
-          <w:color w:val="6E6E6E"/>
-          <w:sz w:val="19"/>
+          <w:i w:val="0"/>
         </w:rPr>
         <w:t xml:space="preserve">Visual: </w:t>
       </w:r>
@@ -1578,9 +1587,7 @@
         <w:rPr>
           <w:rFonts w:ascii="Calibri" w:hAnsi="Calibri"/>
           <w:b w:val="0"/>
-          <w:i/>
-          <w:color w:val="6E6E6E"/>
-          <w:sz w:val="19"/>
+          <w:i w:val="0"/>
         </w:rPr>
         <w:t>Array rotates 90 degrees clockwise, becoming 8×2.</w:t>
       </w:r>
@@ -1588,15 +1595,13 @@
     <w:p>
       <w:pPr>
         <w:spacing w:before="20" w:after="20"/>
-        <w:ind w:left="720"/>
+        <w:ind w:left="0"/>
       </w:pPr>
       <w:r>
         <w:rPr>
           <w:rFonts w:ascii="Calibri" w:hAnsi="Calibri"/>
           <w:b/>
-          <w:i/>
-          <w:color w:val="6E6E6E"/>
-          <w:sz w:val="19"/>
+          <w:i w:val="0"/>
         </w:rPr>
         <w:t xml:space="preserve">Visual: </w:t>
       </w:r>
@@ -1604,9 +1609,7 @@
         <w:rPr>
           <w:rFonts w:ascii="Calibri" w:hAnsi="Calibri"/>
           <w:b w:val="0"/>
-          <w:i/>
-          <w:color w:val="6E6E6E"/>
-          <w:sz w:val="19"/>
+          <w:i w:val="0"/>
         </w:rPr>
         <w:t>Array now shows 8 rows of 2 dots each.</w:t>
       </w:r>
@@ -1614,7 +1617,7 @@
     <w:p>
       <w:pPr>
         <w:spacing w:before="20" w:after="20"/>
-        <w:ind w:left="720"/>
+        <w:ind w:left="0"/>
       </w:pPr>
       <w:r>
         <w:rPr>
@@ -1642,9 +1645,7 @@
         <w:rPr>
           <w:rFonts w:ascii="Calibri" w:hAnsi="Calibri"/>
           <w:b/>
-          <w:i/>
-          <w:color w:val="6E6E6E"/>
-          <w:sz w:val="19"/>
+          <w:i w:val="0"/>
         </w:rPr>
         <w:t xml:space="preserve">Visual: </w:t>
       </w:r>
@@ -1652,9 +1653,7 @@
         <w:rPr>
           <w:rFonts w:ascii="Calibri" w:hAnsi="Calibri"/>
           <w:b w:val="0"/>
-          <w:i/>
-          <w:color w:val="6E6E6E"/>
-          <w:sz w:val="19"/>
+          <w:i w:val="0"/>
         </w:rPr>
         <w:t>Array rotates 90 degrees clockwise, becoming 8×2 array.</w:t>
       </w:r>
@@ -1668,9 +1667,7 @@
         <w:rPr>
           <w:rFonts w:ascii="Calibri" w:hAnsi="Calibri"/>
           <w:b/>
-          <w:i/>
-          <w:color w:val="6E6E6E"/>
-          <w:sz w:val="19"/>
+          <w:i w:val="0"/>
         </w:rPr>
         <w:t xml:space="preserve">Visual: </w:t>
       </w:r>
@@ -1678,9 +1675,7 @@
         <w:rPr>
           <w:rFonts w:ascii="Calibri" w:hAnsi="Calibri"/>
           <w:b w:val="0"/>
-          <w:i/>
-          <w:color w:val="6E6E6E"/>
-          <w:sz w:val="19"/>
+          <w:i w:val="0"/>
         </w:rPr>
         <w:t>Array now shows 8 rows of 2 dots each after rotation.</w:t>
       </w:r>
@@ -1703,9 +1698,7 @@
         <w:rPr>
           <w:rFonts w:ascii="Calibri" w:hAnsi="Calibri"/>
           <w:b/>
-          <w:i/>
-          <w:color w:val="6E6E6E"/>
-          <w:sz w:val="19"/>
+          <w:i w:val="0"/>
         </w:rPr>
         <w:t xml:space="preserve">Visual: </w:t>
       </w:r>
@@ -1713,9 +1706,7 @@
         <w:rPr>
           <w:rFonts w:ascii="Calibri" w:hAnsi="Calibri"/>
           <w:b w:val="0"/>
-          <w:i/>
-          <w:color w:val="6E6E6E"/>
-          <w:sz w:val="19"/>
+          <w:i w:val="0"/>
         </w:rPr>
         <w:t>5×6 dot array displayed as reference. 5 rows of 6 dots. 30 dots total.</w:t>
       </w:r>
@@ -1729,9 +1720,7 @@
         <w:rPr>
           <w:rFonts w:ascii="Calibri" w:hAnsi="Calibri"/>
           <w:b/>
-          <w:i/>
-          <w:color w:val="6E6E6E"/>
-          <w:sz w:val="19"/>
+          <w:i w:val="0"/>
         </w:rPr>
         <w:t xml:space="preserve">Visual: </w:t>
       </w:r>
@@ -1739,9 +1728,7 @@
         <w:rPr>
           <w:rFonts w:ascii="Calibri" w:hAnsi="Calibri"/>
           <w:b w:val="0"/>
-          <w:i/>
-          <w:color w:val="6E6E6E"/>
-          <w:sz w:val="19"/>
+          <w:i w:val="0"/>
         </w:rPr>
         <w:t>Four dot arrays displayed as answer options. A) 3×10 array. B) 6×5 array. C) 10×3 array. D) 2×15 array. All arrays show 30 dots total.</w:t>
       </w:r>
@@ -1870,7 +1857,21 @@
     </w:p>
     <w:p>
       <w:pPr>
-        <w:spacing w:before="60" w:after="20"/>
+        <w:spacing w:before="80" w:after="40"/>
+        <w:ind w:left="0"/>
+      </w:pPr>
+      <w:r>
+        <w:rPr>
+          <w:rFonts w:ascii="Calibri" w:hAnsi="Calibri"/>
+          <w:b/>
+          <w:i w:val="0"/>
+        </w:rPr>
+        <w:t>Based on student response:</w:t>
+      </w:r>
+    </w:p>
+    <w:p>
+      <w:pPr>
+        <w:spacing w:before="40" w:after="20"/>
         <w:ind w:left="0"/>
       </w:pPr>
       <w:r>
@@ -1900,9 +1901,7 @@
         <w:rPr>
           <w:rFonts w:ascii="Calibri" w:hAnsi="Calibri"/>
           <w:b/>
-          <w:i/>
-          <w:color w:val="6E6E6E"/>
-          <w:sz w:val="19"/>
+          <w:i w:val="0"/>
         </w:rPr>
         <w:t xml:space="preserve">Visual: </w:t>
       </w:r>
@@ -1910,9 +1909,7 @@
         <w:rPr>
           <w:rFonts w:ascii="Calibri" w:hAnsi="Calibri"/>
           <w:b w:val="0"/>
-          <w:i/>
-          <w:color w:val="6E6E6E"/>
-          <w:sz w:val="19"/>
+          <w:i w:val="0"/>
         </w:rPr>
         <w:t>Option B) 6 × 5 highlights to confirm selection.</w:t>
       </w:r>
@@ -1941,8 +1938,8 @@
     </w:p>
     <w:p>
       <w:pPr>
-        <w:spacing w:before="60" w:after="20"/>
-        <w:ind w:left="432"/>
+        <w:spacing w:before="40" w:after="20"/>
+        <w:ind w:left="0"/>
       </w:pPr>
       <w:r>
         <w:rPr>
@@ -1965,15 +1962,13 @@
     <w:p>
       <w:pPr>
         <w:spacing w:before="20" w:after="20"/>
-        <w:ind w:left="720"/>
+        <w:ind w:left="0"/>
       </w:pPr>
       <w:r>
         <w:rPr>
           <w:rFonts w:ascii="Calibri" w:hAnsi="Calibri"/>
           <w:b/>
-          <w:i/>
-          <w:color w:val="6E6E6E"/>
-          <w:sz w:val="19"/>
+          <w:i w:val="0"/>
         </w:rPr>
         <w:t xml:space="preserve">Visual: </w:t>
       </w:r>
@@ -1981,9 +1976,7 @@
         <w:rPr>
           <w:rFonts w:ascii="Calibri" w:hAnsi="Calibri"/>
           <w:b w:val="0"/>
-          <w:i/>
-          <w:color w:val="6E6E6E"/>
-          <w:sz w:val="19"/>
+          <w:i w:val="0"/>
         </w:rPr>
         <w:t>Option A) 3 × 10 highlights.</w:t>
       </w:r>
@@ -1991,7 +1984,7 @@
     <w:p>
       <w:pPr>
         <w:spacing w:before="20" w:after="20"/>
-        <w:ind w:left="720"/>
+        <w:ind w:left="0"/>
       </w:pPr>
       <w:r>
         <w:rPr>
@@ -2012,8 +2005,8 @@
     </w:p>
     <w:p>
       <w:pPr>
-        <w:spacing w:before="60" w:after="20"/>
-        <w:ind w:left="432"/>
+        <w:spacing w:before="40" w:after="20"/>
+        <w:ind w:left="0"/>
       </w:pPr>
       <w:r>
         <w:rPr>
@@ -2036,15 +2029,13 @@
     <w:p>
       <w:pPr>
         <w:spacing w:before="20" w:after="20"/>
-        <w:ind w:left="720"/>
+        <w:ind w:left="0"/>
       </w:pPr>
       <w:r>
         <w:rPr>
           <w:rFonts w:ascii="Calibri" w:hAnsi="Calibri"/>
           <w:b/>
-          <w:i/>
-          <w:color w:val="6E6E6E"/>
-          <w:sz w:val="19"/>
+          <w:i w:val="0"/>
         </w:rPr>
         <w:t xml:space="preserve">Visual: </w:t>
       </w:r>
@@ -2052,9 +2043,7 @@
         <w:rPr>
           <w:rFonts w:ascii="Calibri" w:hAnsi="Calibri"/>
           <w:b w:val="0"/>
-          <w:i/>
-          <w:color w:val="6E6E6E"/>
-          <w:sz w:val="19"/>
+          <w:i w:val="0"/>
         </w:rPr>
         <w:t>Option C) 10 × 3 highlights.</w:t>
       </w:r>
@@ -2062,7 +2051,7 @@
     <w:p>
       <w:pPr>
         <w:spacing w:before="20" w:after="20"/>
-        <w:ind w:left="720"/>
+        <w:ind w:left="0"/>
       </w:pPr>
       <w:r>
         <w:rPr>
@@ -2083,8 +2072,8 @@
     </w:p>
     <w:p>
       <w:pPr>
-        <w:spacing w:before="60" w:after="20"/>
-        <w:ind w:left="432"/>
+        <w:spacing w:before="40" w:after="20"/>
+        <w:ind w:left="0"/>
       </w:pPr>
       <w:r>
         <w:rPr>
@@ -2107,15 +2096,13 @@
     <w:p>
       <w:pPr>
         <w:spacing w:before="20" w:after="20"/>
-        <w:ind w:left="720"/>
+        <w:ind w:left="0"/>
       </w:pPr>
       <w:r>
         <w:rPr>
           <w:rFonts w:ascii="Calibri" w:hAnsi="Calibri"/>
           <w:b/>
-          <w:i/>
-          <w:color w:val="6E6E6E"/>
-          <w:sz w:val="19"/>
+          <w:i w:val="0"/>
         </w:rPr>
         <w:t xml:space="preserve">Visual: </w:t>
       </w:r>
@@ -2123,9 +2110,7 @@
         <w:rPr>
           <w:rFonts w:ascii="Calibri" w:hAnsi="Calibri"/>
           <w:b w:val="0"/>
-          <w:i/>
-          <w:color w:val="6E6E6E"/>
-          <w:sz w:val="19"/>
+          <w:i w:val="0"/>
         </w:rPr>
         <w:t>Option D) 2 × 15 highlights.</w:t>
       </w:r>
@@ -2133,7 +2118,7 @@
     <w:p>
       <w:pPr>
         <w:spacing w:before="20" w:after="20"/>
-        <w:ind w:left="720"/>
+        <w:ind w:left="0"/>
       </w:pPr>
       <w:r>
         <w:rPr>
@@ -2154,8 +2139,8 @@
     </w:p>
     <w:p>
       <w:pPr>
-        <w:spacing w:before="60" w:after="20"/>
-        <w:ind w:left="432"/>
+        <w:spacing w:before="40" w:after="20"/>
+        <w:ind w:left="0"/>
       </w:pPr>
       <w:r>
         <w:rPr>
@@ -2178,15 +2163,13 @@
     <w:p>
       <w:pPr>
         <w:spacing w:before="20" w:after="20"/>
-        <w:ind w:left="720"/>
+        <w:ind w:left="0"/>
       </w:pPr>
       <w:r>
         <w:rPr>
           <w:rFonts w:ascii="Calibri" w:hAnsi="Calibri"/>
           <w:b/>
-          <w:i/>
-          <w:color w:val="6E6E6E"/>
-          <w:sz w:val="19"/>
+          <w:i w:val="0"/>
         </w:rPr>
         <w:t xml:space="preserve">Visual: </w:t>
       </w:r>
@@ -2194,9 +2177,7 @@
         <w:rPr>
           <w:rFonts w:ascii="Calibri" w:hAnsi="Calibri"/>
           <w:b w:val="0"/>
-          <w:i/>
-          <w:color w:val="6E6E6E"/>
-          <w:sz w:val="19"/>
+          <w:i w:val="0"/>
         </w:rPr>
         <w:t>Reference array rotates 90 degrees, transforming from 5 rows of 6 to 6 rows of 5.</w:t>
       </w:r>
@@ -2204,7 +2185,7 @@
     <w:p>
       <w:pPr>
         <w:spacing w:before="20" w:after="20"/>
-        <w:ind w:left="720"/>
+        <w:ind w:left="0"/>
       </w:pPr>
       <w:r>
         <w:rPr>
